--- a/flow/20230914_vu_template/drafts/2024-12-g/29-НД-Гл.7-.docx
+++ b/flow/20230914_vu_template/drafts/2024-12-g/29-НД-Гл.7-.docx
@@ -11795,11 +11795,6 @@
     </w:p>
     <w:p>
       <w:pPr>
-        <w:spacing w:after="120"/>
-      </w:pPr>
-    </w:p>
-    <w:p>
-      <w:pPr>
         <w:pStyle w:val="Heading3"/>
         <w:spacing w:after="120"/>
         <w:jc w:val="center"/>
@@ -11817,7 +11812,6 @@
     <w:p>
       <w:pPr>
         <w:spacing w:after="120"/>
-        <w:jc w:val="both"/>
       </w:pPr>
       <w:r>
         <w:rPr>
@@ -11826,20 +11820,37 @@
           <w:color w:val="FF0000"/>
           <w:sz w:val="24"/>
         </w:rPr>
-        <w:t xml:space="preserve">(г. 6): </w:t>
-      </w:r>
-      <w:r>
-        <w:rPr>
-          <w:rFonts w:ascii="Times New Roman" w:hAnsi="Times New Roman"/>
-          <w:sz w:val="24"/>
-        </w:rPr>
-        <w:t>Воскресіння твоє, Христе Спасе,* ангели оспівують на небесах,* і нас на землі сподоби чистим серцем* тебе співом прославляти.</w:t>
+        <w:t>(г. 6):</w:t>
+      </w:r>
+      <w:r>
+        <w:rPr>
+          <w:rFonts w:ascii="Times New Roman" w:hAnsi="Times New Roman"/>
+          <w:sz w:val="24"/>
+        </w:rPr>
+        <w:t xml:space="preserve"> </w:t>
+      </w:r>
+      <w:r>
+        <w:rPr>
+          <w:rFonts w:ascii="Times New Roman" w:hAnsi="Times New Roman"/>
+          <w:sz w:val="24"/>
+        </w:rPr>
+        <w:t>Воскресі́ння Твоє́, Хри́сте Спа́се,* а́нгели оспі́вують на небеса́х,* і нас на землі́ сподо́би чи́стим се́рцем* Тебе́ спі́вом прославля́ти.</w:t>
       </w:r>
     </w:p>
     <w:p>
       <w:pPr>
         <w:spacing w:after="120"/>
         <w:jc w:val="both"/>
+      </w:pPr>
+      <w:r>
+        <w:rPr>
+          <w:rFonts w:ascii="Times New Roman" w:hAnsi="Times New Roman"/>
+        </w:rPr>
+      </w:r>
+    </w:p>
+    <w:p>
+      <w:pPr>
+        <w:spacing w:after="120"/>
       </w:pPr>
       <w:r>
         <w:rPr>
@@ -27828,11 +27839,6 @@
     </w:p>
     <w:p>
       <w:pPr>
-        <w:spacing w:after="120"/>
-      </w:pPr>
-    </w:p>
-    <w:p>
-      <w:pPr>
         <w:pStyle w:val="Heading3"/>
         <w:jc w:val="center"/>
       </w:pPr>
@@ -27865,196 +27871,7 @@
           <w:rFonts w:ascii="Times New Roman" w:hAnsi="Times New Roman"/>
           <w:sz w:val="24"/>
         </w:rPr>
-        <w:t xml:space="preserve"> </w:t>
-      </w:r>
-      <w:r>
-        <w:rPr>
-          <w:rFonts w:ascii="Times New Roman" w:hAnsi="Times New Roman"/>
-          <w:sz w:val="24"/>
-        </w:rPr>
-        <w:t>Воскресі́ння</w:t>
-      </w:r>
-      <w:r>
-        <w:rPr>
-          <w:rFonts w:ascii="Times New Roman" w:hAnsi="Times New Roman"/>
-          <w:sz w:val="24"/>
-        </w:rPr>
-        <w:t xml:space="preserve"> </w:t>
-      </w:r>
-      <w:r>
-        <w:rPr>
-          <w:rFonts w:ascii="Times New Roman" w:hAnsi="Times New Roman"/>
-          <w:sz w:val="24"/>
-        </w:rPr>
-        <w:t>Твоє</w:t>
-      </w:r>
-      <w:r>
-        <w:rPr>
-          <w:rFonts w:ascii="Times New Roman" w:hAnsi="Times New Roman"/>
-          <w:sz w:val="24"/>
-        </w:rPr>
-        <w:t xml:space="preserve">́, </w:t>
-      </w:r>
-      <w:r>
-        <w:rPr>
-          <w:rFonts w:ascii="Times New Roman" w:hAnsi="Times New Roman"/>
-          <w:sz w:val="24"/>
-        </w:rPr>
-        <w:t>Хри́сте</w:t>
-      </w:r>
-      <w:r>
-        <w:rPr>
-          <w:rFonts w:ascii="Times New Roman" w:hAnsi="Times New Roman"/>
-          <w:sz w:val="24"/>
-        </w:rPr>
-        <w:t xml:space="preserve"> </w:t>
-      </w:r>
-      <w:r>
-        <w:rPr>
-          <w:rFonts w:ascii="Times New Roman" w:hAnsi="Times New Roman"/>
-          <w:sz w:val="24"/>
-        </w:rPr>
-        <w:t>Спа́се</w:t>
-      </w:r>
-      <w:r>
-        <w:rPr>
-          <w:rFonts w:ascii="Times New Roman" w:hAnsi="Times New Roman"/>
-          <w:sz w:val="24"/>
-        </w:rPr>
-        <w:t>,*</w:t>
-      </w:r>
-      <w:r>
-        <w:rPr>
-          <w:rFonts w:ascii="Times New Roman" w:hAnsi="Times New Roman"/>
-          <w:sz w:val="24"/>
-        </w:rPr>
-        <w:t xml:space="preserve"> </w:t>
-      </w:r>
-      <w:r>
-        <w:rPr>
-          <w:rFonts w:ascii="Times New Roman" w:hAnsi="Times New Roman"/>
-          <w:sz w:val="24"/>
-        </w:rPr>
-        <w:t>а́нгели</w:t>
-      </w:r>
-      <w:r>
-        <w:rPr>
-          <w:rFonts w:ascii="Times New Roman" w:hAnsi="Times New Roman"/>
-          <w:sz w:val="24"/>
-        </w:rPr>
-        <w:t xml:space="preserve"> </w:t>
-      </w:r>
-      <w:r>
-        <w:rPr>
-          <w:rFonts w:ascii="Times New Roman" w:hAnsi="Times New Roman"/>
-          <w:sz w:val="24"/>
-        </w:rPr>
-        <w:t>оспі́вують</w:t>
-      </w:r>
-      <w:r>
-        <w:rPr>
-          <w:rFonts w:ascii="Times New Roman" w:hAnsi="Times New Roman"/>
-          <w:sz w:val="24"/>
-        </w:rPr>
-        <w:t xml:space="preserve"> на </w:t>
-      </w:r>
-      <w:r>
-        <w:rPr>
-          <w:rFonts w:ascii="Times New Roman" w:hAnsi="Times New Roman"/>
-          <w:sz w:val="24"/>
-        </w:rPr>
-        <w:t>небеса́х</w:t>
-      </w:r>
-      <w:r>
-        <w:rPr>
-          <w:rFonts w:ascii="Times New Roman" w:hAnsi="Times New Roman"/>
-          <w:sz w:val="24"/>
-        </w:rPr>
-        <w:t xml:space="preserve">,* і нас на </w:t>
-      </w:r>
-      <w:r>
-        <w:rPr>
-          <w:rFonts w:ascii="Times New Roman" w:hAnsi="Times New Roman"/>
-          <w:sz w:val="24"/>
-        </w:rPr>
-        <w:t>землі</w:t>
-      </w:r>
-      <w:r>
-        <w:rPr>
-          <w:rFonts w:ascii="Times New Roman" w:hAnsi="Times New Roman"/>
-          <w:sz w:val="24"/>
-        </w:rPr>
-        <w:t xml:space="preserve">́ </w:t>
-      </w:r>
-      <w:r>
-        <w:rPr>
-          <w:rFonts w:ascii="Times New Roman" w:hAnsi="Times New Roman"/>
-          <w:sz w:val="24"/>
-        </w:rPr>
-        <w:t>сподо́би</w:t>
-      </w:r>
-      <w:r>
-        <w:rPr>
-          <w:rFonts w:ascii="Times New Roman" w:hAnsi="Times New Roman"/>
-          <w:sz w:val="24"/>
-        </w:rPr>
-        <w:t xml:space="preserve"> </w:t>
-      </w:r>
-      <w:r>
-        <w:rPr>
-          <w:rFonts w:ascii="Times New Roman" w:hAnsi="Times New Roman"/>
-          <w:sz w:val="24"/>
-        </w:rPr>
-        <w:t>чи́стим</w:t>
-      </w:r>
-      <w:r>
-        <w:rPr>
-          <w:rFonts w:ascii="Times New Roman" w:hAnsi="Times New Roman"/>
-          <w:sz w:val="24"/>
-        </w:rPr>
-        <w:t xml:space="preserve"> </w:t>
-      </w:r>
-      <w:r>
-        <w:rPr>
-          <w:rFonts w:ascii="Times New Roman" w:hAnsi="Times New Roman"/>
-          <w:sz w:val="24"/>
-        </w:rPr>
-        <w:t>се́рцем</w:t>
-      </w:r>
-      <w:r>
-        <w:rPr>
-          <w:rFonts w:ascii="Times New Roman" w:hAnsi="Times New Roman"/>
-          <w:sz w:val="24"/>
-        </w:rPr>
-        <w:t xml:space="preserve">* Тебе́ </w:t>
-      </w:r>
-      <w:r>
-        <w:rPr>
-          <w:rFonts w:ascii="Times New Roman" w:hAnsi="Times New Roman"/>
-          <w:sz w:val="24"/>
-        </w:rPr>
-        <w:t>спі́вом</w:t>
-      </w:r>
-      <w:r>
-        <w:rPr>
-          <w:rFonts w:ascii="Times New Roman" w:hAnsi="Times New Roman"/>
-          <w:sz w:val="24"/>
-        </w:rPr>
-        <w:t xml:space="preserve"> </w:t>
-      </w:r>
-      <w:r>
-        <w:rPr>
-          <w:rFonts w:ascii="Times New Roman" w:hAnsi="Times New Roman"/>
-          <w:sz w:val="24"/>
-        </w:rPr>
-        <w:t>прославля́ти</w:t>
-      </w:r>
-      <w:r>
-        <w:rPr>
-          <w:rFonts w:ascii="Times New Roman" w:hAnsi="Times New Roman"/>
-          <w:sz w:val="24"/>
-        </w:rPr>
-        <w:t>.</w:t>
+        <w:t xml:space="preserve"> Воскресі́ння Твоє́, Хри́сте Спа́се,* а́нгели оспі́вують на небеса́х,* і нас на землі́ сподо́би чи́стим се́рцем* Тебе́ спі́вом прославля́ти.</w:t>
       </w:r>
     </w:p>
     <w:sectPr>
